--- a/template.docx
+++ b/template.docx
@@ -196,27 +196,17 @@
           <w:szCs w:val="26"/>
           <w:lang w:eastAsia="zh-CN" w:bidi="ar"/>
         </w:rPr>
-        <w:t>Loại máy bay: A3</w:t>
-      </w:r>
-      <w:r>
-        <w:rPr>
-          <w:rStyle w:val="fontstyle21"/>
-          <w:rFonts w:ascii="Times New Roman" w:hAnsi="Times New Roman" w:cs="Times New Roman"/>
-          <w:sz w:val="26"/>
-          <w:szCs w:val="26"/>
-          <w:lang w:eastAsia="zh-CN" w:bidi="ar"/>
-        </w:rPr>
-        <w:t>2</w:t>
-      </w:r>
-      <w:r>
-        <w:rPr>
-          <w:rStyle w:val="fontstyle21"/>
-          <w:rFonts w:ascii="Times New Roman" w:hAnsi="Times New Roman" w:cs="Times New Roman"/>
-          <w:sz w:val="26"/>
-          <w:szCs w:val="26"/>
-          <w:lang w:eastAsia="zh-CN" w:bidi="ar"/>
-        </w:rPr>
-        <w:t>1</w:t>
+        <w:t xml:space="preserve">Loại máy bay: </w:t>
+      </w:r>
+      <w:r>
+        <w:rPr>
+          <w:rFonts w:ascii="Times New Roman" w:eastAsia="TimesNewRomanPSMT" w:hAnsi="Times New Roman" w:cs="Times New Roman"/>
+          <w:color w:val="000000"/>
+          <w:sz w:val="26"/>
+          <w:szCs w:val="26"/>
+          <w:lang w:eastAsia="zh-CN" w:bidi="ar"/>
+        </w:rPr>
+        <w:t>{{ loai_tau }}</w:t>
       </w:r>
     </w:p>
     <w:p>
@@ -255,7 +245,7 @@
           <w:szCs w:val="26"/>
           <w:lang w:eastAsia="zh-CN" w:bidi="ar"/>
         </w:rPr>
-        <w:t>{{ ten_nhan_vien }}</w:t>
+        <w:t>{{ reg }}</w:t>
       </w:r>
     </w:p>
     <w:p>
@@ -296,7 +286,7 @@
           <w:szCs w:val="26"/>
           <w:lang w:eastAsia="zh-CN" w:bidi="ar"/>
         </w:rPr>
-        <w:t>{{ msnv }}</w:t>
+        <w:t>{{ flight_no }}</w:t>
       </w:r>
     </w:p>
     <w:p>
@@ -335,7 +325,7 @@
           <w:szCs w:val="26"/>
           <w:lang w:eastAsia="zh-CN" w:bidi="ar"/>
         </w:rPr>
-        <w:t>{{ ngay }}</w:t>
+        <w:t>{{ route }}</w:t>
       </w:r>
     </w:p>
     <w:p>
@@ -370,43 +360,13 @@
       </w:r>
       <w:r>
         <w:rPr>
-          <w:rStyle w:val="fontstyle21"/>
-          <w:rFonts w:ascii="Times New Roman" w:hAnsi="Times New Roman" w:cs="Times New Roman"/>
-          <w:sz w:val="26"/>
-          <w:szCs w:val="26"/>
-          <w:lang w:eastAsia="zh-CN" w:bidi="ar"/>
-        </w:rPr>
-        <w:t>20:45</w:t>
-      </w:r>
-      <w:r>
-        <w:rPr>
           <w:rFonts w:ascii="Times New Roman" w:eastAsia="TimesNewRomanPSMT" w:hAnsi="Times New Roman" w:cs="Times New Roman"/>
           <w:color w:val="000000"/>
           <w:sz w:val="26"/>
           <w:szCs w:val="26"/>
           <w:lang w:eastAsia="zh-CN" w:bidi="ar"/>
         </w:rPr>
-        <w:t xml:space="preserve"> LT, ngày </w:t>
-      </w:r>
-      <w:r>
-        <w:rPr>
-          <w:rFonts w:ascii="Times New Roman" w:eastAsia="TimesNewRomanPSMT" w:hAnsi="Times New Roman" w:cs="Times New Roman"/>
-          <w:color w:val="000000"/>
-          <w:sz w:val="26"/>
-          <w:szCs w:val="26"/>
-          <w:lang w:eastAsia="zh-CN" w:bidi="ar"/>
-        </w:rPr>
-        <w:t>31</w:t>
-      </w:r>
-      <w:r>
-        <w:rPr>
-          <w:rFonts w:ascii="Times New Roman" w:eastAsia="TimesNewRomanPSMT" w:hAnsi="Times New Roman" w:cs="Times New Roman"/>
-          <w:color w:val="000000"/>
-          <w:sz w:val="26"/>
-          <w:szCs w:val="26"/>
-          <w:lang w:eastAsia="zh-CN" w:bidi="ar"/>
-        </w:rPr>
-        <w:t>/03/2026</w:t>
+        <w:t>{{ timing }}</w:t>
       </w:r>
     </w:p>
     <w:p>
@@ -453,7 +413,7 @@
         <w:spacing w:before="160" w:beforeAutospacing="0" w:after="160" w:afterAutospacing="0"/>
         <w:rPr>
           <w:rFonts w:eastAsia="Times New Roman"/>
-          <w:lang w:eastAsia="en-US"/>
+          <w:lang w:val="vi-VN" w:eastAsia="en-US"/>
         </w:rPr>
       </w:pPr>
       <w:r>
@@ -461,7 +421,7 @@
           <w:rFonts w:eastAsia="Times New Roman"/>
           <w:lang w:eastAsia="en-US"/>
         </w:rPr>
-        <w:t>TAILSTRIKE DURING GO-AROUND</w:t>
+        <w:t>{{ description }}</w:t>
       </w:r>
     </w:p>
     <w:p>
@@ -527,116 +487,7 @@
           <w:szCs w:val="26"/>
           <w:lang w:bidi="ar"/>
         </w:rPr>
-        <w:t>-VJ517 ĐÁP VỀ BÃI</w:t>
-      </w:r>
-      <w:r>
-        <w:rPr>
-          <w:rFonts w:eastAsia="TimesNewRomanPS-BoldMT"/>
-          <w:color w:val="000000"/>
-          <w:sz w:val="26"/>
-          <w:szCs w:val="26"/>
-          <w:lang w:bidi="ar"/>
-        </w:rPr>
-        <w:t xml:space="preserve"> </w:t>
-      </w:r>
-      <w:r>
-        <w:rPr>
-          <w:rFonts w:eastAsia="TimesNewRomanPS-BoldMT"/>
-          <w:color w:val="000000"/>
-          <w:sz w:val="26"/>
-          <w:szCs w:val="26"/>
-          <w:lang w:bidi="ar"/>
-        </w:rPr>
-        <w:t>25</w:t>
-      </w:r>
-      <w:r>
-        <w:rPr>
-          <w:rFonts w:eastAsia="TimesNewRomanPS-BoldMT"/>
-          <w:color w:val="000000"/>
-          <w:sz w:val="26"/>
-          <w:szCs w:val="26"/>
-          <w:lang w:bidi="ar"/>
-        </w:rPr>
-        <w:t xml:space="preserve">. </w:t>
-      </w:r>
-    </w:p>
-    <w:p>
-      <w:pPr>
-        <w:pStyle w:val="NormalWeb"/>
-        <w:spacing w:before="160" w:beforeAutospacing="0" w:after="160" w:afterAutospacing="0"/>
-        <w:rPr>
-          <w:rFonts w:eastAsia="TimesNewRomanPS-BoldMT"/>
-          <w:color w:val="000000"/>
-          <w:sz w:val="26"/>
-          <w:szCs w:val="26"/>
-          <w:lang w:bidi="ar"/>
-        </w:rPr>
-      </w:pPr>
-      <w:r>
-        <w:rPr>
-          <w:rFonts w:eastAsia="TimesNewRomanPS-BoldMT"/>
-          <w:color w:val="000000"/>
-          <w:sz w:val="26"/>
-          <w:szCs w:val="26"/>
-          <w:lang w:bidi="ar"/>
-        </w:rPr>
-        <w:t>-A677 NẰM SÂN, ĐỔI TÀU BAY KHÁC BAY TIẾP CHUYẾN VJ520.</w:t>
-      </w:r>
-    </w:p>
-    <w:p>
-      <w:pPr>
-        <w:pStyle w:val="NormalWeb"/>
-        <w:spacing w:before="160" w:beforeAutospacing="0" w:after="160" w:afterAutospacing="0"/>
-        <w:rPr>
-          <w:rFonts w:eastAsia="TimesNewRomanPS-BoldMT"/>
-          <w:color w:val="000000"/>
-          <w:sz w:val="26"/>
-          <w:szCs w:val="26"/>
-          <w:lang w:bidi="ar"/>
-        </w:rPr>
-      </w:pPr>
-      <w:r>
-        <w:rPr>
-          <w:rFonts w:eastAsia="TimesNewRomanPS-BoldMT"/>
-          <w:color w:val="000000"/>
-          <w:sz w:val="26"/>
-          <w:szCs w:val="26"/>
-          <w:lang w:bidi="ar"/>
-        </w:rPr>
-        <w:t>-THỰC HIỆN KÉO A677 VỀ BÃI 5M ĐỂ TIẾP TỤC ĐIỀU TRA VÀ KHẮC PHỤC SỰ CỐ.</w:t>
-      </w:r>
-    </w:p>
-    <w:p>
-      <w:pPr>
-        <w:pStyle w:val="NormalWeb"/>
-        <w:spacing w:before="160" w:beforeAutospacing="0" w:after="160" w:afterAutospacing="0"/>
-        <w:rPr>
-          <w:rFonts w:eastAsia="TimesNewRomanPS-BoldMT"/>
-          <w:color w:val="000000"/>
-          <w:sz w:val="26"/>
-          <w:szCs w:val="26"/>
-          <w:lang w:bidi="ar"/>
-        </w:rPr>
-      </w:pPr>
-      <w:r>
-        <w:rPr>
-          <w:rFonts w:eastAsia="TimesNewRomanPS-BoldMT"/>
-          <w:color w:val="000000"/>
-          <w:sz w:val="26"/>
-          <w:szCs w:val="26"/>
-          <w:lang w:bidi="ar"/>
-        </w:rPr>
-        <w:t>-</w:t>
-      </w:r>
-      <w:r>
-        <w:rPr>
-          <w:rFonts w:eastAsia="TimesNewRomanPS-BoldMT"/>
-          <w:color w:val="000000"/>
-          <w:sz w:val="26"/>
-          <w:szCs w:val="26"/>
-          <w:lang w:bidi="ar"/>
-        </w:rPr>
-        <w:t xml:space="preserve"> VJ SẼ TIẾP TỤC BÁO CÁO SAU KHI CÓ KHÁC PHỤC SAU CÙNG.</w:t>
+        <w:t>{{ action }}</w:t>
       </w:r>
     </w:p>
     <w:p>
@@ -712,7 +563,7 @@
           <w:sz w:val="26"/>
           <w:szCs w:val="26"/>
         </w:rPr>
-        <w:t>PHAM VIET DUC</w:t>
+        <w:t>{{ reporter }}</w:t>
       </w:r>
     </w:p>
     <w:sectPr>
